--- a/webapp/templates/word/Manifestacion_No_Declarante.docx
+++ b/webapp/templates/word/Manifestacion_No_Declarante.docx
@@ -1,6 +1,6 @@
 
 <file path=word/document.xml><?xml version="1.0" encoding="utf-8"?>
-<w:document xmlns:wpc="http://schemas.microsoft.com/office/word/2010/wordprocessingCanvas" xmlns:cx="http://schemas.microsoft.com/office/drawing/2014/chartex" xmlns:cx1="http://schemas.microsoft.com/office/drawing/2015/9/8/chartex" xmlns:cx2="http://schemas.microsoft.com/office/drawing/2015/10/21/chartex" xmlns:cx3="http://schemas.microsoft.com/office/drawing/2016/5/9/chartex" xmlns:cx4="http://schemas.microsoft.com/office/drawing/2016/5/10/chartex" xmlns:cx5="http://schemas.microsoft.com/office/drawing/2016/5/11/chartex" xmlns:cx6="http://schemas.microsoft.com/office/drawing/2016/5/12/chartex" xmlns:cx7="http://schemas.microsoft.com/office/drawing/2016/5/13/chartex" xmlns:cx8="http://schemas.microsoft.com/office/drawing/2016/5/14/chartex" xmlns:mc="http://schemas.openxmlformats.org/markup-compatibility/2006" xmlns:aink="http://schemas.microsoft.com/office/drawing/2016/ink" xmlns:am3d="http://schemas.microsoft.com/office/drawing/2017/model3d" xmlns:o="urn:schemas-microsoft-com:office:office" xmlns:oel="http://schemas.microsoft.com/office/2019/extlst" xmlns:r="http://schemas.openxmlformats.org/officeDocument/2006/relationships" xmlns:m="http://schemas.openxmlformats.org/officeDocument/2006/math" xmlns:v="urn:schemas-microsoft-com:vml" xmlns:wp14="http://schemas.microsoft.com/office/word/2010/wordprocessingDrawing" xmlns:wp="http://schemas.openxmlformats.org/drawingml/2006/wordprocessingDrawing" xmlns:w10="urn:schemas-microsoft-com:office:word" xmlns:w="http://schemas.openxmlformats.org/wordprocessingml/2006/main" xmlns:w14="http://schemas.microsoft.com/office/word/2010/wordml" xmlns:w15="http://schemas.microsoft.com/office/word/2012/wordml" xmlns:w16cex="http://schemas.microsoft.com/office/word/2018/wordml/cex" xmlns:w16cid="http://schemas.microsoft.com/office/word/2016/wordml/cid" xmlns:w16="http://schemas.microsoft.com/office/word/2018/wordml" xmlns:w16sdtdh="http://schemas.microsoft.com/office/word/2020/wordml/sdtdatahash" xmlns:w16se="http://schemas.microsoft.com/office/word/2015/wordml/symex" xmlns:wpg="http://schemas.microsoft.com/office/word/2010/wordprocessingGroup" xmlns:wpi="http://schemas.microsoft.com/office/word/2010/wordprocessingInk" xmlns:wne="http://schemas.microsoft.com/office/word/2006/wordml" xmlns:wps="http://schemas.microsoft.com/office/word/2010/wordprocessingShape" mc:Ignorable="w14 w15 w16se w16cid w16 w16cex w16sdtdh wp14">
+<w:document xmlns:wpc="http://schemas.microsoft.com/office/word/2010/wordprocessingCanvas" xmlns:cx="http://schemas.microsoft.com/office/drawing/2014/chartex" xmlns:cx1="http://schemas.microsoft.com/office/drawing/2015/9/8/chartex" xmlns:cx2="http://schemas.microsoft.com/office/drawing/2015/10/21/chartex" xmlns:cx3="http://schemas.microsoft.com/office/drawing/2016/5/9/chartex" xmlns:cx4="http://schemas.microsoft.com/office/drawing/2016/5/10/chartex" xmlns:cx5="http://schemas.microsoft.com/office/drawing/2016/5/11/chartex" xmlns:cx6="http://schemas.microsoft.com/office/drawing/2016/5/12/chartex" xmlns:cx7="http://schemas.microsoft.com/office/drawing/2016/5/13/chartex" xmlns:cx8="http://schemas.microsoft.com/office/drawing/2016/5/14/chartex" xmlns:mc="http://schemas.openxmlformats.org/markup-compatibility/2006" xmlns:aink="http://schemas.microsoft.com/office/drawing/2016/ink" xmlns:am3d="http://schemas.microsoft.com/office/drawing/2017/model3d" xmlns:o="urn:schemas-microsoft-com:office:office" xmlns:r="http://schemas.openxmlformats.org/officeDocument/2006/relationships" xmlns:m="http://schemas.openxmlformats.org/officeDocument/2006/math" xmlns:v="urn:schemas-microsoft-com:vml" xmlns:wp14="http://schemas.microsoft.com/office/word/2010/wordprocessingDrawing" xmlns:wp="http://schemas.openxmlformats.org/drawingml/2006/wordprocessingDrawing" xmlns:w10="urn:schemas-microsoft-com:office:word" xmlns:w="http://schemas.openxmlformats.org/wordprocessingml/2006/main" xmlns:w14="http://schemas.microsoft.com/office/word/2010/wordml" xmlns:w15="http://schemas.microsoft.com/office/word/2012/wordml" xmlns:w16cex="http://schemas.microsoft.com/office/word/2018/wordml/cex" xmlns:w16cid="http://schemas.microsoft.com/office/word/2016/wordml/cid" xmlns:w16="http://schemas.microsoft.com/office/word/2018/wordml" xmlns:w16sdtdh="http://schemas.microsoft.com/office/word/2020/wordml/sdtdatahash" xmlns:w16se="http://schemas.microsoft.com/office/word/2015/wordml/symex" xmlns:wpg="http://schemas.microsoft.com/office/word/2010/wordprocessingGroup" xmlns:wpi="http://schemas.microsoft.com/office/word/2010/wordprocessingInk" xmlns:wne="http://schemas.microsoft.com/office/word/2006/wordml" xmlns:wps="http://schemas.microsoft.com/office/word/2010/wordprocessingShape" mc:Ignorable="w14 w15 w16se w16cid w16 w16cex w16sdtdh wp14">
   <w:body>
     <w:p>
       <w:pPr>
@@ -9,7 +9,6 @@
           <w:tab w:val="left" w:pos="4877"/>
         </w:tabs>
         <w:spacing w:before="76"/>
-        <w:ind w:left="52"/>
       </w:pPr>
       <w:r>
         <w:rPr>
@@ -80,7 +79,6 @@
       <w:pPr>
         <w:pStyle w:val="Textoindependiente"/>
         <w:spacing w:before="1"/>
-        <w:ind w:left="52"/>
       </w:pPr>
       <w:r>
         <w:rPr>
@@ -94,6 +92,10 @@
       <w:pPr>
         <w:pStyle w:val="Ttulo"/>
         <w:spacing w:line="247" w:lineRule="auto"/>
+        <w:ind w:left="0"/>
+        <w:rPr>
+          <w:w w:val="105"/>
+        </w:rPr>
       </w:pPr>
       <w:r>
         <w:rPr>
@@ -125,7 +127,9 @@
     </w:p>
     <w:p>
       <w:pPr>
-        <w:pStyle w:val="Textoindependiente"/>
+        <w:pStyle w:val="Ttulo"/>
+        <w:spacing w:line="247" w:lineRule="auto"/>
+        <w:ind w:left="0"/>
       </w:pPr>
       <w:r>
         <w:rPr>
@@ -168,7 +172,6 @@
     <w:p>
       <w:pPr>
         <w:spacing w:before="1"/>
-        <w:ind w:left="52"/>
         <w:rPr>
           <w:sz w:val="20"/>
         </w:rPr>
@@ -393,7 +396,6 @@
     <w:p>
       <w:pPr>
         <w:pStyle w:val="Textoindependiente"/>
-        <w:ind w:left="52"/>
       </w:pPr>
       <w:r>
         <w:rPr>
@@ -427,8 +429,7 @@
       <w:pPr>
         <w:pStyle w:val="Textoindependiente"/>
         <w:spacing w:before="1" w:line="249" w:lineRule="auto"/>
-        <w:ind w:left="52" w:right="63"/>
-        <w:jc w:val="both"/>
+        <w:ind w:right="63"/>
       </w:pPr>
       <w:r>
         <w:rPr>
@@ -470,14 +471,12 @@
         </w:rPr>
         <w:t xml:space="preserve"> </w:t>
       </w:r>
-      <w:proofErr w:type="gramStart"/>
       <w:r>
         <w:rPr>
           <w:w w:val="105"/>
         </w:rPr>
         <w:t>tanto</w:t>
       </w:r>
-      <w:proofErr w:type="gramEnd"/>
       <w:r>
         <w:rPr>
           <w:spacing w:val="-3"/>
@@ -619,8 +618,7 @@
       <w:pPr>
         <w:pStyle w:val="Textoindependiente"/>
         <w:spacing w:line="247" w:lineRule="auto"/>
-        <w:ind w:left="52" w:right="62"/>
-        <w:jc w:val="both"/>
+        <w:ind w:right="62"/>
       </w:pPr>
       <w:r>
         <w:rPr>
@@ -639,8 +637,7 @@
       <w:pPr>
         <w:pStyle w:val="Textoindependiente"/>
         <w:spacing w:line="247" w:lineRule="auto"/>
-        <w:ind w:left="52" w:right="63"/>
-        <w:jc w:val="both"/>
+        <w:ind w:right="63"/>
       </w:pPr>
       <w:r>
         <w:rPr>
@@ -681,7 +678,6 @@
     <w:p>
       <w:pPr>
         <w:pStyle w:val="Textoindependiente"/>
-        <w:ind w:left="52"/>
       </w:pPr>
       <w:r>
         <w:rPr>
@@ -718,7 +714,6 @@
         <w:tabs>
           <w:tab w:val="left" w:pos="4877"/>
         </w:tabs>
-        <w:ind w:left="52"/>
       </w:pPr>
       <w:r>
         <w:rPr>
@@ -745,7 +740,6 @@
         <w:tabs>
           <w:tab w:val="left" w:pos="4855"/>
         </w:tabs>
-        <w:ind w:left="52"/>
       </w:pPr>
       <w:r>
         <w:rPr>
